--- a/testakten/statusfeststellung-gmbh-geschaeftsfuehrer-minderheit-erlangen/28_protokoll_gesellschafterversammlung_2025-09-02.docx
+++ b/testakten/statusfeststellung-gmbh-geschaeftsfuehrer-minderheit-erlangen/28_protokoll_gesellschafterversammlung_2025-09-02.docx
@@ -37,7 +37,7 @@
           <w:i w:val="0"/>
           <w:sz w:val="22"/>
         </w:rPr>
-        <w:t>Torben Aldenhoven fuer FrankenHealth Ventures GmbH (51 Stimmen), Dr. Henrik Vogt (32 Stimmen), Dr. Miriam Seidl (17 Stimmen). Notar Dr. Alfons Reinboth beurkundend zugegen.</w:t>
+        <w:t>Torben Aldenhoven für FrankenHealth Ventures GmbH (51 Stimmen), Dr. Henrik Vogt (32 Stimmen), Dr. Miriam Seidl (17 Stimmen). Notar Dr. Alfons Reinboth beurkundend zugegen.</w:t>
       </w:r>
     </w:p>
     <w:p>
@@ -56,7 +56,7 @@
           <w:i w:val="0"/>
           <w:sz w:val="22"/>
         </w:rPr>
-        <w:t>Herr Aldenhoven eroeffnet mit dem Hinweis, der Fonds sei nur bereit, Dr. Vogt eine Sperrminoritaet einzuraeumen, wenn diese strikt auf das Ressort Entwicklung begrenzt bleibe. Dr. Vogt fordert zunaechst eine Sperrminoritaet fuer alle strategischen Entscheidungen einschliesslich Finanzierungsrunden. Nach laengerer Diskussion und einer Sitzungsunterbrechung von 45 Minuten einigt man sich auf die enger gefasste Fassung.</w:t>
+        <w:t>Herr Aldenhoven eröffnet mit dem Hinweis, der Fonds sei nur bereit, Dr. Vogt eine Sperrminorität einzuräumen, wenn diese strikt auf das Ressort Entwicklung begrenzt bleibe. Dr. Vogt fordert zunächst eine Sperrminorität für alle strategischen Entscheidungen einschließlich Finanzierungsrunden. Nach längerer Diskussion und einer Sitzungsunterbrechung von 45 Minuten einigt man sich auf die enger gefasste Fassung.</w:t>
       </w:r>
     </w:p>
     <w:p>
@@ -67,7 +67,7 @@
           <w:i w:val="0"/>
           <w:sz w:val="22"/>
         </w:rPr>
-        <w:t>Dr. Seidl aeussert Bedenken, dass eine zu enge Fassung im laufenden DRV-Verfahren wenig hilfreich sei, stimmt aber letztlich mit den anderen fuer die vorgeschlagene Fassung, um den Konflikt beizulegen.</w:t>
+        <w:t>Dr. Seidl äußert Bedenken, dass eine zu enge Fassung im laufenden DRV-Verfahren wenig hilfreich sei, stimmt aber letztlich mit den anderen für die vorgeschlagene Fassung, um den Konflikt beizulegen.</w:t>
       </w:r>
     </w:p>
     <w:p>
@@ -75,7 +75,7 @@
         <w:pStyle w:val="Heading2"/>
       </w:pPr>
       <w:r>
-        <w:t>3 Abstimmung ueber die Satzungsaenderung</w:t>
+        <w:t>3 Abstimmung über die Satzungsänderung</w:t>
       </w:r>
     </w:p>
     <w:tbl>
@@ -181,7 +181,7 @@
                 <w:rFonts w:ascii="Times New Roman" w:hAnsi="Times New Roman"/>
                 <w:sz w:val="20"/>
               </w:rPr>
-              <w:t>dafuer</w:t>
+              <w:t>dafür</w:t>
             </w:r>
           </w:p>
         </w:tc>
@@ -228,7 +228,7 @@
                 <w:rFonts w:ascii="Times New Roman" w:hAnsi="Times New Roman"/>
                 <w:sz w:val="20"/>
               </w:rPr>
-              <w:t>dafuer</w:t>
+              <w:t>dafür</w:t>
             </w:r>
           </w:p>
         </w:tc>
@@ -275,7 +275,7 @@
                 <w:rFonts w:ascii="Times New Roman" w:hAnsi="Times New Roman"/>
                 <w:sz w:val="20"/>
               </w:rPr>
-              <w:t>dafuer</w:t>
+              <w:t>dafür</w:t>
             </w:r>
           </w:p>
         </w:tc>
@@ -309,22 +309,11 @@
           <w:i w:val="0"/>
           <w:sz w:val="22"/>
         </w:rPr>
-        <w:t>Dr. Vogt bittet um Protokollierung, dass er die Fassung nur als ersten Schritt akzeptiere und im naechsten Jahr eine Ausweitung verlangen werde. Der Vorsitzende nimmt dies zur Kenntnis, ohne eine Zusage zu machen.</w:t>
-      </w:r>
-    </w:p>
-    <w:p>
-      <w:r>
-        <w:rPr>
-          <w:rFonts w:ascii="Times New Roman" w:hAnsi="Times New Roman"/>
-          <w:b w:val="0"/>
-          <w:i w:val="0"/>
-          <w:sz w:val="22"/>
-        </w:rPr>
-        <w:t>Formathinweis: Dieses Aktenstück wird in Times New Roman, 11 pt, mit ausschließlich dezimaler Gliederung ausgegeben.</w:t>
+        <w:t>Dr. Vogt bittet um Protokollierung, dass er die Fassung nur als ersten Schritt akzeptiere und im nächsten Jahr eine Ausweitung verlangen werde. Der Vorsitzende nimmt dies zur Kenntnis, ohne eine Zusage zu machen.</w:t>
       </w:r>
     </w:p>
     <w:sectPr>
-      <w:pgSz w:w="12240" w:h="15840"/>
+      <w:pgSz w:w="11906" w:h="16838"/>
       <w:pgMar w:top="1440" w:right="1800" w:bottom="1440" w:left="1800" w:header="720" w:footer="720" w:gutter="0"/>
       <w:cols w:space="720"/>
       <w:docGrid w:linePitch="360"/>
